--- a/final_submission/财报智析Agent_课程报告.docx
+++ b/final_submission/财报智析Agent_课程报告.docx
@@ -164,6 +164,50 @@
           </w:p>
         </w:tc>
       </w:tr>
+      <w:tr>
+        <w:tc>
+          <w:tcPr>
+            <w:tcW w:type="dxa" w:w="4680"/>
+          </w:tcPr>
+          <w:p>
+            <w:r>
+              <w:t>在线演示地址</w:t>
+            </w:r>
+          </w:p>
+        </w:tc>
+        <w:tc>
+          <w:tcPr>
+            <w:tcW w:type="dxa" w:w="4680"/>
+          </w:tcPr>
+          <w:p>
+            <w:r>
+              <w:t>https://accounting-agent-yspsw2afdlis9itfyheqde.streamlit.app/</w:t>
+            </w:r>
+          </w:p>
+        </w:tc>
+      </w:tr>
+      <w:tr>
+        <w:tc>
+          <w:tcPr>
+            <w:tcW w:type="dxa" w:w="4680"/>
+          </w:tcPr>
+          <w:p>
+            <w:r>
+              <w:t>GitHub 仓库</w:t>
+            </w:r>
+          </w:p>
+        </w:tc>
+        <w:tc>
+          <w:tcPr>
+            <w:tcW w:type="dxa" w:w="4680"/>
+          </w:tcPr>
+          <w:p>
+            <w:r>
+              <w:t>https://github.com/qujwnqiaudnqiwoud/accounting-agent</w:t>
+            </w:r>
+          </w:p>
+        </w:tc>
+      </w:tr>
     </w:tbl>
     <w:p>
       <w:pPr>
@@ -188,7 +232,7 @@
     </w:p>
     <w:p>
       <w:r>
-        <w:t>本项目围绕上市公司财务报表分析场景，构建了一个可本地运行的会计垂直 Agent 系统。选题来源于真实资本市场中的财报解读需求：投资者在深交所互动易、上证 e 互动、全景路演等平台上，经常围绕经营现金流与净利润匹配、应收账款账龄、坏账准备、收入确认和资产负债率等问题向上市公司追问。相关经管文献也表明，年报可读性、文本复杂性和信息处理成本会影响投资者理解、风险识别和市场信息效率。基于这一问题，本系统支持用户上传年度报告 PDF/Word 或标准 Excel/CSV，先将年报中的报表数据抽取为标准财务数据，再由 Agent 工具链完成数据校验、指标计算、趋势分析、杜邦分析、现金流量质量分析、异常风险识别和标准化报告生成。项目采用“确定性计算 + 大模型解释”的架构：财务数字、指标公式、风险触发均由 Python 工具生成，大模型仅用于工具链规划、解释组织和报告润色，从而降低财务分析中的幻觉风险。实验结果表明，系统能够在样例数据上稳定生成指标表、数据校验表、图表、Agent 调用记录和 Word 分析报告，形成从问题发现、数据处理、指标复核到报告输出的可追溯闭环。</w:t>
+        <w:t>本项目围绕上市公司财务报表分析场景，构建了一个可本地运行的会计垂直 Agent 系统。选题来源于真实资本市场中的财报解读需求：投资者在深交所互动易、上证 e 互动、全景路演等平台上，经常围绕经营现金流与净利润匹配、应收账款账龄、坏账准备、收入确认和资产负债率等问题向上市公司追问。相关经管文献也表明，年报可读性、文本复杂性和信息处理成本会影响投资者理解、风险识别和市场信息效率。基于这一问题，本系统支持用户上传年度报告 PDF/Word 或标准 Excel/CSV，先将年报中的报表数据抽取为标准财务数据，再由 Agent 工具链完成数据校验、指标计算、趋势分析、杜邦分析、现金流量质量分析、异常风险识别和标准化报告生成。项目采用“确定性计算 + 大模型解释”的架构：财务数字、指标公式、风险触发均由 Python 工具生成，大模型仅用于工具链规划、解释组织和报告润色，从而降低财务分析中的幻觉风险。在工程交付层面，项目已发布 GitHub 仓库并部署至 Streamlit Cloud，形成可在线访问和课堂展示的演示入口，体现了从会计问题识别、Agent 架构设计、本地开发调试到初步应用发布的完整闭环。实验结果表明，系统能够在样例数据上稳定生成指标表、数据校验表、图表、Agent 调用记录和 Word 分析报告，形成从问题发现、数据处理、指标复核到报告输出的可追溯闭环。</w:t>
       </w:r>
     </w:p>
     <w:p>
@@ -198,7 +242,7 @@
     </w:p>
     <w:p>
       <w:r>
-        <w:t>关键词：会计智能体；财务报表分析；年报解析；smolagents；OpenAI-compatible API</w:t>
+        <w:t>关键词：会计智能体；财务报表分析；年报解析；Streamlit Cloud；smolagents；OpenAI-compatible API</w:t>
       </w:r>
     </w:p>
     <w:p>
@@ -377,6 +421,14 @@
     </w:p>
     <w:p>
       <w:pPr>
+        <w:ind w:left="259"/>
+      </w:pPr>
+      <w:r>
+        <w:t>应用落地价值：项目已完成 GitHub 发布和 Streamlit Cloud 在线部署（https://accounting-agent-yspsw2afdlis9itfyheqde.streamlit.app/），说明课程原型具备被外部访问、演示和初步试用的条件。</w:t>
+      </w:r>
+    </w:p>
+    <w:p>
+      <w:pPr>
         <w:pStyle w:val="2"/>
       </w:pPr>
       <w:r>
@@ -409,7 +461,7 @@
         <w:ind w:left="259"/>
       </w:pPr>
       <w:r>
-        <w:t>前端层：Streamlit 工作台，提供 API 配置、文件上传、数据读取、分析启动、结果展示和下载功能。</w:t>
+        <w:t>前端层：Streamlit 工作台，提供 API 配置、文件上传、数据读取、分析启动、结果展示和下载功能；本地运行与 Streamlit Cloud 在线部署共用同一套代码。</w:t>
       </w:r>
     </w:p>
     <w:p>
@@ -485,7 +537,7 @@
     </w:p>
     <w:p>
       <w:r>
-        <w:t>系统默认支持 DeepSeek OpenAI-compatible API，也可以通过配置切换其他兼容服务。Prompt 明确限制模型不得新增未计算数字，不得使用“造假、违规、必然”等绝对化表述。当 API Key 未配置、API 调用失败或 smolagents 不可用时，系统保留 fallback pipeline，保证课堂演示不中断。</w:t>
+        <w:t>系统默认支持 DeepSeek OpenAI-compatible API，也可以通过配置切换其他兼容服务。Prompt 明确限制模型不得新增未计算数字，不得使用“造假、违规、必然”等绝对化表述。当 API Key 未配置、API 调用失败或 smolagents 不可用时，系统保留 fallback pipeline，保证课堂演示不中断。公网部署时，API Key 不写入 GitHub 仓库和源代码，可通过网页侧边栏临时输入，或通过 Streamlit Cloud Secrets 等方式进行私密配置。</w:t>
       </w:r>
     </w:p>
     <w:p>
@@ -546,10 +598,36 @@
     </w:p>
     <w:p>
       <w:pPr>
+        <w:ind w:left="259"/>
+      </w:pPr>
+      <w:r>
+        <w:t>完成 GitHub 仓库发布与 Streamlit Cloud 在线部署，演示地址：https://accounting-agent-yspsw2afdlis9itfyheqde.streamlit.app/。</w:t>
+      </w:r>
+    </w:p>
+    <w:p>
+      <w:pPr>
         <w:pStyle w:val="2"/>
       </w:pPr>
       <w:r>
-        <w:t>3.2 测试与复现结果</w:t>
+        <w:t>3.2 在线部署与初步应用验证</w:t>
+      </w:r>
+    </w:p>
+    <w:p>
+      <w:r>
+        <w:t>除本地运行外，本项目已部署到 Streamlit Cloud，在线演示地址为：https://accounting-agent-yspsw2afdlis9itfyheqde.streamlit.app/。项目代码同步发布在 GitHub 仓库：https://github.com/qujwnqiaudnqiwoud/accounting-agent。这一步使系统从本地课程原型推进到可在线访问、可交互测试、可课堂展示的初步应用状态。对期末作业而言，公网部署能够证明小组不仅完成了 Agent 代码开发，也掌握了从环境配置、依赖管理、仓库发布、云端运行到应用展示的完整工程流程。</w:t>
+      </w:r>
+    </w:p>
+    <w:p>
+      <w:r>
+        <w:t>在线部署保留了本地系统的核心交互：用户可以进入网页工作台，查看模型 API 配置区、上传财务数据或年报文件、观察数据读取与分析两个阶段，并下载分析结果。由于财务分析项目涉及 API Key，项目没有把密钥写入代码或公开仓库，而是通过页面输入或平台 Secrets 配置，兼顾展示便利性和密钥安全。</w:t>
+      </w:r>
+    </w:p>
+    <w:p>
+      <w:pPr>
+        <w:pStyle w:val="2"/>
+      </w:pPr>
+      <w:r>
+        <w:t>3.3 测试与复现结果</w:t>
       </w:r>
     </w:p>
     <w:p>
@@ -562,7 +640,7 @@
         <w:pStyle w:val="2"/>
       </w:pPr>
       <w:r>
-        <w:t>3.3 真实年报读取验证：科大讯飞 2025 年年度报告</w:t>
+        <w:t>3.4 真实年报读取验证：科大讯飞 2025 年年度报告</w:t>
       </w:r>
     </w:p>
     <w:p>
@@ -790,7 +868,7 @@
         <w:pStyle w:val="2"/>
       </w:pPr>
       <w:r>
-        <w:t>3.4 会计分析结果输出</w:t>
+        <w:t>3.5 会计分析结果输出</w:t>
       </w:r>
     </w:p>
     <w:p>
@@ -803,7 +881,7 @@
         <w:pStyle w:val="2"/>
       </w:pPr>
       <w:r>
-        <w:t>3.5 局限性与改进方向</w:t>
+        <w:t>3.6 局限性与改进方向</w:t>
       </w:r>
     </w:p>
     <w:p>
@@ -856,7 +934,7 @@
     </w:p>
     <w:p>
       <w:r>
-        <w:t>本项目证明，会计垂直 Agent 的关键不在于让大模型直接给出财务结论，而在于把会计分析流程拆解为可验证的工具链。在财务数字和指标公式由 Python 确定性执行的前提下，大模型可以更适合承担任务规划、语言组织和报告表达工作。这种架构兼顾了生成式 AI 的交互性和会计分析对准确性、谨慎性、可追溯性的要求。从问题来源看，投资者互动平台和年报文本研究共同说明：财报使用者需要的不是更多泛化文字，而是更低的信息处理成本、更清晰的指标口径和更可靠的证据链。本项目以本地化、可复现的方式实现了这一目标的课程版本，为后续接入行业数据库、同行比较、审计意见和关键审计事项分析留下了扩展空间。</w:t>
+        <w:t>本项目证明，会计垂直 Agent 的关键不在于让大模型直接给出财务结论，而在于把会计分析流程拆解为可验证的工具链。在财务数字和指标公式由 Python 确定性执行的前提下，大模型可以更适合承担任务规划、语言组织和报告表达工作。这种架构兼顾了生成式 AI 的交互性和会计分析对准确性、谨慎性、可追溯性的要求。从问题来源看，投资者互动平台和年报文本研究共同说明：财报使用者需要的不是更多泛化文字，而是更低的信息处理成本、更清晰的指标口径和更可靠的证据链。本项目以本地化、可复现的方式实现了这一目标的课程版本，并进一步通过 GitHub 和 Streamlit Cloud 完成在线发布，说明系统已具备从制作 Agent 到初步应用展示的完整过程。后续可继续接入行业数据库、同行比较、审计意见和关键审计事项分析。</w:t>
       </w:r>
     </w:p>
     <w:p>
@@ -869,12 +947,12 @@
     </w:p>
     <w:p>
       <w:r>
-        <w:t>徐北辰的学习心得：徐北辰在项目中主要负责把会计分析任务拆解为可执行、可追踪的 Agent 工具链。在查阅投资者互动问答和现有智能财经平台后，进一步认识到财报分析的难点不是简单生成一段结论，而是要把年报数字、指标口径、风险触发依据和报告表达连接成可复核的证据链。因此在搭建过程中，将财务数据清洗、指标计算、勾稽校验和风险识别交给确定性 Python 模块完成，让大模型承担计划生成和语言组织。通过前端工作台和动态 trace 的实现，也体会到一个可演示的 Agent 系统不仅要能算，还要让用户看清楚它正在调用什么工具、依据什么数据、输出什么结果。</w:t>
-      </w:r>
-    </w:p>
-    <w:p>
-      <w:r>
-        <w:t>周亦轩的学习心得：周亦轩在项目中主要围绕会计专业资料和展示体验展开工作。通过整理教材框架、指标定义和风险规则，更加清楚地理解了传统财务报表分析中偿债能力、营运能力、盈利能力、成长能力、现金流量质量和杜邦分析之间的逻辑关系。在补充年报可读性、网络平台互动、信息处理成本和大数据审计等文献后，也进一步理解了财务报告分析工具的专业价值：它需要帮助用户降低阅读成本、统一指标口径，并把风险提示限定在审慎、可追溯的范围内。在参与前端美化和报告结构设计时，也认识到会计智能体的展示界面需要兼顾专业性和可读性，既要保持财务系统的稳重风格，也要让用户能够快速找到数据来源、指标结论和风险依据。</w:t>
+        <w:t>徐北辰的学习心得：徐北辰在项目中主要负责把会计分析任务拆解为可执行、可追踪的 Agent 工具链。在查阅投资者互动问答和现有智能财经平台后，进一步认识到财报分析的难点不是简单生成一段结论，而是要把年报数字、指标口径、风险触发依据和报告表达连接成可复核的证据链。因此在搭建过程中，将财务数据清洗、指标计算、勾稽校验和风险识别交给确定性 Python 模块完成，让大模型承担计划生成和语言组织。通过前端工作台、动态 trace 和 Streamlit Cloud 在线部署的实现，也体会到一个可演示的 Agent 系统不仅要能算，还要能够被用户实际打开、测试和复核，让用户看清楚它正在调用什么工具、依据什么数据、输出什么结果。</w:t>
+      </w:r>
+    </w:p>
+    <w:p>
+      <w:r>
+        <w:t>周亦轩的学习心得：周亦轩在项目中主要围绕会计专业资料和展示体验展开工作。通过整理教材框架、指标定义和风险规则，更加清楚地理解了传统财务报表分析中偿债能力、营运能力、盈利能力、成长能力、现金流量质量和杜邦分析之间的逻辑关系。在补充年报可读性、网络平台互动、信息处理成本和大数据审计等文献后，也进一步理解了财务报告分析工具的专业价值：它需要帮助用户降低阅读成本、统一指标口径，并把风险提示限定在审慎、可追溯的范围内。在参与前端美化和报告结构设计时，也认识到会计智能体的展示界面需要兼顾专业性和可读性，既要保持财务系统的稳重风格，也要让用户能够快速找到数据来源、指标结论、风险依据和在线演示入口。</w:t>
       </w:r>
     </w:p>
     <w:p>
@@ -948,7 +1026,7 @@
           </w:tcPr>
           <w:p>
             <w:r>
-              <w:t>贡献比例：60%。主要贡献：负责智能体总体架构设计、smolagents 主控 Agent 接入、后端工具链组织、Streamlit 前端工作台构建、API 配置区、动态 Agent trace、数据读取与分析流程串联、代码调试、测试验证和最终工程打包。</w:t>
+              <w:t>贡献比例：60%。主要贡献：负责智能体总体架构设计、smolagents 主控 Agent 接入、后端工具链组织、Streamlit 前端工作台构建、API 配置区、动态 Agent trace、数据读取与分析流程串联、代码调试、测试验证、GitHub 仓库发布、Streamlit Cloud 在线部署和最终工程打包。</w:t>
             </w:r>
           </w:p>
         </w:tc>
@@ -1202,6 +1280,29 @@
     <w:p>
       <w:r>
         <w:t>日期：2026年6月12日</w:t>
+      </w:r>
+    </w:p>
+    <w:p>
+      <w:pPr>
+        <w:pStyle w:val="2"/>
+      </w:pPr>
+      <w:r>
+        <w:t>附录E 在线演示与代码仓库</w:t>
+      </w:r>
+    </w:p>
+    <w:p>
+      <w:r>
+        <w:t>Streamlit Cloud 在线演示地址：https://accounting-agent-yspsw2afdlis9itfyheqde.streamlit.app/</w:t>
+      </w:r>
+    </w:p>
+    <w:p>
+      <w:r>
+        <w:t>GitHub 项目仓库：https://github.com/qujwnqiaudnqiwoud/accounting-agent</w:t>
+      </w:r>
+    </w:p>
+    <w:p>
+      <w:r>
+        <w:t>说明：在线演示用于展示项目已具备公网访问、交互测试和课堂汇报能力。如平台因权限或休眠机制要求登录或唤醒，可按 Streamlit 页面提示进入；项目本地运行和提交包仍可独立复现。</w:t>
       </w:r>
     </w:p>
     <w:sectPr>

--- a/final_submission/财报智析Agent_课程报告.docx
+++ b/final_submission/财报智析Agent_课程报告.docx
@@ -232,7 +232,7 @@
     </w:p>
     <w:p>
       <w:r>
-        <w:t>本项目围绕上市公司财务报表分析场景，构建了一个可本地运行的会计垂直 Agent 系统。选题来源于真实资本市场中的财报解读需求：投资者在深交所互动易、上证 e 互动、全景路演等平台上，经常围绕经营现金流与净利润匹配、应收账款账龄、坏账准备、收入确认和资产负债率等问题向上市公司追问。相关经管文献也表明，年报可读性、文本复杂性和信息处理成本会影响投资者理解、风险识别和市场信息效率。基于这一问题，本系统支持用户上传年度报告 PDF/Word 或标准 Excel/CSV，先将年报中的报表数据抽取为标准财务数据，再由 Agent 工具链完成数据校验、指标计算、趋势分析、杜邦分析、现金流量质量分析、异常风险识别和标准化报告生成。项目采用“确定性计算 + 大模型解释”的架构：财务数字、指标公式、风险触发均由 Python 工具生成，大模型仅用于工具链规划、解释组织和报告润色，从而降低财务分析中的幻觉风险。在工程交付层面，项目已发布 GitHub 仓库并部署至 Streamlit Cloud，形成可在线访问和课堂展示的演示入口，体现了从会计问题识别、Agent 架构设计、本地开发调试到初步应用发布的完整闭环。实验结果表明，系统能够在样例数据上稳定生成指标表、数据校验表、图表、Agent 调用记录和 Word 分析报告，形成从问题发现、数据处理、指标复核到报告输出的可追溯闭环。</w:t>
+        <w:t>本项目围绕上市公司财务报表分析场景，构建了一个可本地运行的会计垂直 Agent 系统。选题来源于真实资本市场中的财报解读需求：投资者在深交所互动易、上证 e 互动、全景路演等平台上，经常围绕经营现金流与净利润匹配、应收账款账龄、坏账准备、收入确认和资产负债率等问题向上市公司追问。相关经管文献也表明，年报可读性、文本复杂性和信息处理成本会影响投资者理解、风险识别和市场信息效率。基于这一问题，本系统支持用户上传年度报告 PDF/Word 或标准 Excel/CSV，先将年报中的报表数据抽取为标准财务数据，再由 Agent 工具链完成数据校验、指标计算、趋势分析、杜邦分析、现金流量质量分析、异常风险识别和标准化报告生成。需要特别说明的是，系统初步分析流程以张新民、钱爱民《财务报表分析（第6版·立体化数字教材版）案例分析与学习指导》为权威教材依据，将教材中的偿债能力、营运能力、盈利能力、成长能力、现金流量质量和杜邦分析框架转化为 Agent 可调用的工具链，因此该流程不是单纯技术拼装，而是会计专业分析框架的程序化实现。项目采用“确定性计算 + 大模型解释”的架构：财务数字、指标公式、风险触发均由 Python 工具生成，大模型仅用于工具链规划、解释组织和报告润色，从而降低财务分析中的幻觉风险。在工程交付层面，项目已发布 GitHub 仓库并部署至 Streamlit Cloud，形成可在线访问和课堂展示的演示入口，体现了从会计问题识别、Agent 架构设计、本地开发调试到初步应用发布的完整闭环。实验结果表明，系统能够在样例数据上稳定生成指标表、数据校验表、图表、Agent 调用记录和 Word 分析报告，形成从问题发现、数据处理、指标复核到报告输出的可追溯闭环。</w:t>
       </w:r>
     </w:p>
     <w:p>
@@ -442,6 +442,24 @@
     </w:p>
     <w:p>
       <w:pPr>
+        <w:pStyle w:val="2"/>
+      </w:pPr>
+      <w:r>
+        <w:t>1.6 教材框架来源</w:t>
+      </w:r>
+    </w:p>
+    <w:p>
+      <w:r>
+        <w:t>本项目初步 Agent 分析流程以张新民、钱爱民《财务报表分析（第6版·立体化数字教材版）案例分析与学习指导》为主要权威教材依据。教材中的财务报表分析路径强调从报表项目出发，围绕偿债能力、营运能力、盈利能力、成长能力、现金流量质量和杜邦分析展开，并通过指标变化解释企业财务状况、经营效率、盈利质量和资本结构风险。本项目将这一传统会计分析流程拆解为可执行模块：ratio_calculator 对应教材中的指标公式和分类，trend_analyzer 对应纵向趋势比较，dupont_analyzer 对应权益净利率分解，cashflow_analyzer 对应利润现金含量和销售收现能力分析，risk_detector 则把教材中的审慎分析思路转化为可追踪的风险提示规则。</w:t>
+      </w:r>
+    </w:p>
+    <w:p>
+      <w:r>
+        <w:t>因此，Agent 在本项目中并不是替代会计专业判断的黑箱聊天工具，而是把权威教材中的分析框架、指标口径和报告逻辑工程化。大模型负责调度和表达，核心财务分析框架仍来自教材和确定性工具。</w:t>
+      </w:r>
+    </w:p>
+    <w:p>
+      <w:pPr>
         <w:pStyle w:val="1"/>
       </w:pPr>
       <w:r>
@@ -485,7 +503,7 @@
         <w:ind w:left="259"/>
       </w:pPr>
       <w:r>
-        <w:t>知识层：knowledge/ 中保存分析框架、指标定义、风险规则、提示词和报告模板。</w:t>
+        <w:t>知识层：knowledge/ 中保存由张新民、钱爱民《财务报表分析（第6版·立体化数字教材版）案例分析与学习指导》整理而来的分析框架、指标定义、风险规则、提示词和报告模板。</w:t>
       </w:r>
     </w:p>
     <w:p>
@@ -524,7 +542,7 @@
     </w:p>
     <w:p>
       <w:r>
-        <w:t>项目将财务数字处理与大模型文本生成分离。ratio_calculator 根据公式计算流动比率、速动比率、资产负债率、权益乘数、应收账款周转率、存货周转率、总资产周转率、毛利率、净利率、ROA、ROE、收入增长率、净利润增长率、净利润现金含量、销售收现比率等指标。data_validator 进一步检查核心科目完整性、资产=负债+所有者权益的勾稽关系，以及净利润与经营活动现金流量净额的基础匹配性。risk_detector 使用规则识别应收账款异常增长、存货增长较快、利润与现金流背离、毛利率连续下降、资产负债率持续上升等风险提示。</w:t>
+        <w:t>项目将财务数字处理与大模型文本生成分离。ratio_calculator 根据公式计算流动比率、速动比率、资产负债率、权益乘数、应收账款周转率、存货周转率、总资产周转率、毛利率、净利率、ROA、ROE、收入增长率、净利润增长率、净利润现金含量、销售收现比率等指标。data_validator 进一步检查核心科目完整性、资产=负债+所有者权益的勾稽关系，以及净利润与经营活动现金流量净额的基础匹配性。risk_detector 使用规则识别应收账款异常增长、存货增长较快、利润与现金流背离、毛利率连续下降、资产负债率持续上升等风险提示。这些指标分类与分析顺序对应张新民、钱爱民《财务报表分析（第6版·立体化数字教材版）案例分析与学习指导》的财务报表分析框架，体现了从权威教材到 Agent 工具链的转化。</w:t>
       </w:r>
     </w:p>
     <w:p>
@@ -562,6 +580,14 @@
       </w:pPr>
       <w:r>
         <w:t>完成 accounting-agent/ 项目结构，包含 app.py、agents/、tools/、schemas/、config/、knowledge/、data/、tests/、notebooks/ 等目录。</w:t>
+      </w:r>
+    </w:p>
+    <w:p>
+      <w:pPr>
+        <w:ind w:left="259"/>
+      </w:pPr>
+      <w:r>
+        <w:t>完成基于张新民、钱爱民《财务报表分析（第6版·立体化数字教材版）案例分析与学习指导》的分析框架工程化，将教材中的指标体系和分析流程写入 knowledge/ 与工具模块。</w:t>
       </w:r>
     </w:p>
     <w:p>
@@ -934,7 +960,7 @@
     </w:p>
     <w:p>
       <w:r>
-        <w:t>本项目证明，会计垂直 Agent 的关键不在于让大模型直接给出财务结论，而在于把会计分析流程拆解为可验证的工具链。在财务数字和指标公式由 Python 确定性执行的前提下，大模型可以更适合承担任务规划、语言组织和报告表达工作。这种架构兼顾了生成式 AI 的交互性和会计分析对准确性、谨慎性、可追溯性的要求。从问题来源看，投资者互动平台和年报文本研究共同说明：财报使用者需要的不是更多泛化文字，而是更低的信息处理成本、更清晰的指标口径和更可靠的证据链。本项目以本地化、可复现的方式实现了这一目标的课程版本，并进一步通过 GitHub 和 Streamlit Cloud 完成在线发布，说明系统已具备从制作 Agent 到初步应用展示的完整过程。后续可继续接入行业数据库、同行比较、审计意见和关键审计事项分析。</w:t>
+        <w:t>本项目证明，会计垂直 Agent 的关键不在于让大模型直接给出财务结论，而在于把会计分析流程拆解为可验证的工具链。本项目的初步分析流程以张新民、钱爱民《财务报表分析（第6版·立体化数字教材版）案例分析与学习指导》为权威教材依据，说明系统的专业逻辑来源于成熟财务报表分析体系，而不是由模型临时生成或由开发者任意拼接。在财务数字和指标公式由 Python 确定性执行的前提下，大模型可以更适合承担任务规划、语言组织和报告表达工作。这种架构兼顾了生成式 AI 的交互性和会计分析对准确性、谨慎性、可追溯性的要求。从问题来源看，投资者互动平台和年报文本研究共同说明：财报使用者需要的不是更多泛化文字，而是更低的信息处理成本、更清晰的指标口径和更可靠的证据链。本项目以本地化、可复现的方式实现了这一目标的课程版本，并进一步通过 GitHub 和 Streamlit Cloud 完成在线发布，说明系统已具备从制作 Agent 到初步应用展示的完整过程。后续可继续接入行业数据库、同行比较、审计意见和关键审计事项分析。</w:t>
       </w:r>
     </w:p>
     <w:p>
@@ -952,7 +978,7 @@
     </w:p>
     <w:p>
       <w:r>
-        <w:t>周亦轩的学习心得：周亦轩在项目中主要围绕会计专业资料和展示体验展开工作。通过整理教材框架、指标定义和风险规则，更加清楚地理解了传统财务报表分析中偿债能力、营运能力、盈利能力、成长能力、现金流量质量和杜邦分析之间的逻辑关系。在补充年报可读性、网络平台互动、信息处理成本和大数据审计等文献后，也进一步理解了财务报告分析工具的专业价值：它需要帮助用户降低阅读成本、统一指标口径，并把风险提示限定在审慎、可追溯的范围内。在参与前端美化和报告结构设计时，也认识到会计智能体的展示界面需要兼顾专业性和可读性，既要保持财务系统的稳重风格，也要让用户能够快速找到数据来源、指标结论、风险依据和在线演示入口。</w:t>
+        <w:t>周亦轩的学习心得：周亦轩在项目中主要围绕会计专业资料和展示体验展开工作。通过整理张新民、钱爱民《财务报表分析（第6版·立体化数字教材版）案例分析与学习指导》中的教材框架、指标定义和风险规则，更加清楚地理解了传统财务报表分析中偿债能力、营运能力、盈利能力、成长能力、现金流量质量和杜邦分析之间的逻辑关系。在补充年报可读性、网络平台互动、信息处理成本和大数据审计等文献后，也进一步理解了财务报告分析工具的专业价值：它需要帮助用户降低阅读成本、统一指标口径，并把风险提示限定在审慎、可追溯的范围内。在参与前端美化和报告结构设计时，也认识到会计智能体的展示界面需要兼顾专业性和可读性，既要保持财务系统的稳重风格，也要让用户能够快速找到数据来源、指标结论、风险依据和在线演示入口。</w:t>
       </w:r>
     </w:p>
     <w:p>
@@ -1048,7 +1074,7 @@
           </w:tcPr>
           <w:p>
             <w:r>
-              <w:t>贡献比例：40%。主要贡献：负责财务报表分析教材框架、指标体系、风险规则和相关文献资料的收集整理，参与报告结构设计、页面表达优化和前端视觉美化，协助校对指标名称、报告表述和课堂展示材料。</w:t>
+              <w:t>贡献比例：40%。主要贡献：负责张新民、钱爱民《财务报表分析（第6版·立体化数字教材版）案例分析与学习指导》等权威教材框架、指标体系、风险规则和相关文献资料的收集整理，参与报告结构设计、页面表达优化和前端视觉美化，协助校对指标名称、报告表述和课堂展示材料。</w:t>
             </w:r>
           </w:p>
         </w:tc>
@@ -1246,6 +1272,224 @@
         <w:t>pdfplumber、PyMuPDF、python-docx 等开源工具文档。</w:t>
       </w:r>
     </w:p>
+    <w:p>
+      <w:pPr>
+        <w:pStyle w:val="2"/>
+      </w:pPr>
+      <w:r>
+        <w:t>附录B-1 教材框架与系统模块对应关系</w:t>
+      </w:r>
+    </w:p>
+    <w:tbl>
+      <w:tblPr>
+        <w:tblStyle w:val="af5"/>
+        <w:tblW w:type="auto" w:w="0"/>
+        <w:tblLayout w:type="autofit"/>
+        <w:tblLook w:firstColumn="1" w:firstRow="1" w:lastColumn="0" w:lastRow="0" w:noHBand="0" w:noVBand="1" w:val="04A0"/>
+      </w:tblPr>
+      <w:tblGrid>
+        <w:gridCol w:w="4680"/>
+        <w:gridCol w:w="4680"/>
+      </w:tblGrid>
+      <w:tr>
+        <w:tc>
+          <w:tcPr>
+            <w:tcW w:type="dxa" w:w="4680"/>
+          </w:tcPr>
+          <w:p>
+            <w:r>
+              <w:t>项目</w:t>
+            </w:r>
+          </w:p>
+        </w:tc>
+        <w:tc>
+          <w:tcPr>
+            <w:tcW w:type="dxa" w:w="4680"/>
+          </w:tcPr>
+          <w:p>
+            <w:r>
+              <w:t>内容</w:t>
+            </w:r>
+          </w:p>
+        </w:tc>
+      </w:tr>
+      <w:tr>
+        <w:tc>
+          <w:tcPr>
+            <w:tcW w:type="dxa" w:w="4680"/>
+          </w:tcPr>
+          <w:p>
+            <w:r>
+              <w:t>权威教材依据</w:t>
+            </w:r>
+          </w:p>
+        </w:tc>
+        <w:tc>
+          <w:tcPr>
+            <w:tcW w:type="dxa" w:w="4680"/>
+          </w:tcPr>
+          <w:p>
+            <w:r>
+              <w:t>张新民、钱爱民《财务报表分析（第6版·立体化数字教材版）案例分析与学习指导》</w:t>
+            </w:r>
+          </w:p>
+        </w:tc>
+      </w:tr>
+      <w:tr>
+        <w:tc>
+          <w:tcPr>
+            <w:tcW w:type="dxa" w:w="4680"/>
+          </w:tcPr>
+          <w:p>
+            <w:r>
+              <w:t>偿债能力分析</w:t>
+            </w:r>
+          </w:p>
+        </w:tc>
+        <w:tc>
+          <w:tcPr>
+            <w:tcW w:type="dxa" w:w="4680"/>
+          </w:tcPr>
+          <w:p>
+            <w:r>
+              <w:t>对应流动比率、速动比率、资产负债率、权益乘数等指标计算与风险提示。</w:t>
+            </w:r>
+          </w:p>
+        </w:tc>
+      </w:tr>
+      <w:tr>
+        <w:tc>
+          <w:tcPr>
+            <w:tcW w:type="dxa" w:w="4680"/>
+          </w:tcPr>
+          <w:p>
+            <w:r>
+              <w:t>营运能力分析</w:t>
+            </w:r>
+          </w:p>
+        </w:tc>
+        <w:tc>
+          <w:tcPr>
+            <w:tcW w:type="dxa" w:w="4680"/>
+          </w:tcPr>
+          <w:p>
+            <w:r>
+              <w:t>对应应收账款周转率、存货周转率、总资产周转率等指标计算与趋势比较。</w:t>
+            </w:r>
+          </w:p>
+        </w:tc>
+      </w:tr>
+      <w:tr>
+        <w:tc>
+          <w:tcPr>
+            <w:tcW w:type="dxa" w:w="4680"/>
+          </w:tcPr>
+          <w:p>
+            <w:r>
+              <w:t>盈利能力分析</w:t>
+            </w:r>
+          </w:p>
+        </w:tc>
+        <w:tc>
+          <w:tcPr>
+            <w:tcW w:type="dxa" w:w="4680"/>
+          </w:tcPr>
+          <w:p>
+            <w:r>
+              <w:t>对应毛利率、净利率、ROA、ROE 等指标计算和盈利质量解释。</w:t>
+            </w:r>
+          </w:p>
+        </w:tc>
+      </w:tr>
+      <w:tr>
+        <w:tc>
+          <w:tcPr>
+            <w:tcW w:type="dxa" w:w="4680"/>
+          </w:tcPr>
+          <w:p>
+            <w:r>
+              <w:t>成长能力分析</w:t>
+            </w:r>
+          </w:p>
+        </w:tc>
+        <w:tc>
+          <w:tcPr>
+            <w:tcW w:type="dxa" w:w="4680"/>
+          </w:tcPr>
+          <w:p>
+            <w:r>
+              <w:t>对应营业收入增长率、净利润增长率等指标计算和变动说明。</w:t>
+            </w:r>
+          </w:p>
+        </w:tc>
+      </w:tr>
+      <w:tr>
+        <w:tc>
+          <w:tcPr>
+            <w:tcW w:type="dxa" w:w="4680"/>
+          </w:tcPr>
+          <w:p>
+            <w:r>
+              <w:t>现金流量质量分析</w:t>
+            </w:r>
+          </w:p>
+        </w:tc>
+        <w:tc>
+          <w:tcPr>
+            <w:tcW w:type="dxa" w:w="4680"/>
+          </w:tcPr>
+          <w:p>
+            <w:r>
+              <w:t>对应净利润现金含量、销售收现比率、利润现金流匹配性分析。</w:t>
+            </w:r>
+          </w:p>
+        </w:tc>
+      </w:tr>
+      <w:tr>
+        <w:tc>
+          <w:tcPr>
+            <w:tcW w:type="dxa" w:w="4680"/>
+          </w:tcPr>
+          <w:p>
+            <w:r>
+              <w:t>杜邦分析</w:t>
+            </w:r>
+          </w:p>
+        </w:tc>
+        <w:tc>
+          <w:tcPr>
+            <w:tcW w:type="dxa" w:w="4680"/>
+          </w:tcPr>
+          <w:p>
+            <w:r>
+              <w:t>对应 ROE 分解、总资产周转率、净利率和权益乘数的结构化解释。</w:t>
+            </w:r>
+          </w:p>
+        </w:tc>
+      </w:tr>
+      <w:tr>
+        <w:tc>
+          <w:tcPr>
+            <w:tcW w:type="dxa" w:w="4680"/>
+          </w:tcPr>
+          <w:p>
+            <w:r>
+              <w:t>Agent 工具链转化</w:t>
+            </w:r>
+          </w:p>
+        </w:tc>
+        <w:tc>
+          <w:tcPr>
+            <w:tcW w:type="dxa" w:w="4680"/>
+          </w:tcPr>
+          <w:p>
+            <w:r>
+              <w:t>教材框架决定分析顺序和指标口径；Python 工具负责计算，大模型负责调度和报告表达。</w:t>
+            </w:r>
+          </w:p>
+        </w:tc>
+      </w:tr>
+    </w:tbl>
     <w:p>
       <w:pPr>
         <w:pStyle w:val="2"/>

--- a/final_submission/财报智析Agent_课程报告.docx
+++ b/final_submission/财报智析Agent_课程报告.docx
@@ -24,7 +24,7 @@
           <w:color w:val="5A5A5A"/>
           <w:sz w:val="24"/>
         </w:rPr>
-        <w:t>财报智析 Agent：面向上市公司年报的会计垂直智能体</w:t>
+        <w:t>财报智析 Agent：基于教材框架自动化的智能体会计场景应用案例</w:t>
       </w:r>
     </w:p>
     <w:p>
@@ -105,6 +105,50 @@
           </w:tcPr>
           <w:p>
             <w:r>
+              <w:t>选题编号</w:t>
+            </w:r>
+          </w:p>
+        </w:tc>
+        <w:tc>
+          <w:tcPr>
+            <w:tcW w:type="dxa" w:w="4680"/>
+          </w:tcPr>
+          <w:p>
+            <w:r>
+              <w:t>选题二：智能体会计场景应用案例</w:t>
+            </w:r>
+          </w:p>
+        </w:tc>
+      </w:tr>
+      <w:tr>
+        <w:tc>
+          <w:tcPr>
+            <w:tcW w:type="dxa" w:w="4680"/>
+          </w:tcPr>
+          <w:p>
+            <w:r>
+              <w:t>选题定位</w:t>
+            </w:r>
+          </w:p>
+        </w:tc>
+        <w:tc>
+          <w:tcPr>
+            <w:tcW w:type="dxa" w:w="4680"/>
+          </w:tcPr>
+          <w:p>
+            <w:r>
+              <w:t>对应新版课程指南中“将主流财务报表分析教材的分析框架自动化、智能化，输入年度财务报告及必要结构化数据，自动输出标准化分析报告”的选题二示例路径。</w:t>
+            </w:r>
+          </w:p>
+        </w:tc>
+      </w:tr>
+      <w:tr>
+        <w:tc>
+          <w:tcPr>
+            <w:tcW w:type="dxa" w:w="4680"/>
+          </w:tcPr>
+          <w:p>
+            <w:r>
               <w:t>组长</w:t>
             </w:r>
           </w:p>
@@ -219,7 +263,7 @@
     </w:p>
     <w:p>
       <w:r>
-        <w:t>财报智析 Agent：基于年报读取、确定性财务指标计算与大模型报告生成的会计垂直智能体</w:t>
+        <w:t>财报智析 Agent：基于年报读取、教材框架自动化与大模型报告生成的智能体会计场景应用案例</w:t>
       </w:r>
     </w:p>
     <w:p>
@@ -232,7 +276,7 @@
     </w:p>
     <w:p>
       <w:r>
-        <w:t>本项目围绕上市公司财务报表分析场景，构建了一个可本地运行的会计垂直 Agent 系统。选题来源于真实资本市场中的财报解读需求：投资者在深交所互动易、上证 e 互动、全景路演等平台上，经常围绕经营现金流与净利润匹配、应收账款账龄、坏账准备、收入确认和资产负债率等问题向上市公司追问。相关经管文献也表明，年报可读性、文本复杂性和信息处理成本会影响投资者理解、风险识别和市场信息效率。基于这一问题，本系统支持用户上传年度报告 PDF/Word 或标准 Excel/CSV，先将年报中的报表数据抽取为标准财务数据，再由 Agent 工具链完成数据校验、指标计算、趋势分析、杜邦分析、现金流量质量分析、异常风险识别和标准化报告生成。需要特别说明的是，系统初步分析流程以张新民、钱爱民《财务报表分析（第6版·立体化数字教材版）案例分析与学习指导》为权威教材依据，将教材中的偿债能力、营运能力、盈利能力、成长能力、现金流量质量和杜邦分析框架转化为 Agent 可调用的工具链，因此该流程不是单纯技术拼装，而是会计专业分析框架的程序化实现。项目采用“确定性计算 + 大模型解释”的架构：财务数字、指标公式、风险触发均由 Python 工具生成，大模型仅用于工具链规划、解释组织和报告润色，从而降低财务分析中的幻觉风险。在工程交付层面，项目已发布 GitHub 仓库并部署至 Streamlit Cloud，形成可在线访问和课堂展示的演示入口，体现了从会计问题识别、Agent 架构设计、本地开发调试到初步应用发布的完整闭环。实验结果表明，系统能够在样例数据上稳定生成指标表、数据校验表、图表、Agent 调用记录和 Word 分析报告，形成从问题发现、数据处理、指标复核到报告输出的可追溯闭环。</w:t>
+        <w:t>本项目围绕上市公司财务报表分析场景，构建了一个可本地运行的会计垂直 Agent 系统。选题来源于真实资本市场中的财报解读需求：投资者在深交所互动易、上证 e 互动、全景路演等平台上，经常围绕经营现金流与净利润匹配、应收账款账龄、坏账准备、收入确认和资产负债率等问题向上市公司追问。相关经管文献也表明，年报可读性、文本复杂性和信息处理成本会影响投资者理解、风险识别和市场信息效率。基于这一问题，本系统支持用户上传年度报告 PDF/Word 或标准 Excel/CSV，先将年报中的报表数据抽取为标准财务数据，再由 Agent 工具链完成数据校验、指标计算、趋势分析、杜邦分析、现金流量质量分析、异常风险识别和标准化报告生成。需要特别说明的是，系统初步分析流程以张新民、钱爱民《财务报表分析（第6版·立体化数字教材版）案例分析与学习指导》为权威教材依据，将教材中的偿债能力、营运能力、盈利能力、成长能力、现金流量质量和杜邦分析框架转化为 Agent 可调用的工具链，因此该流程不是单纯技术拼装，而是会计专业分析框架的程序化实现。本项目也与新版课程指南中的选题二：智能体会计场景应用案例直接对应，对应新版课程指南中“将主流财务报表分析教材的分析框架自动化、智能化，输入年度财务报告及必要结构化数据，自动输出标准化分析报告”的选题二示例路径。项目采用“确定性计算 + 大模型解释”的架构：财务数字、指标公式、风险触发均由 Python 工具生成，大模型仅用于工具链规划、解释组织和报告润色，从而降低财务分析中的幻觉风险。在工程交付层面，项目已发布 GitHub 仓库并部署至 Streamlit Cloud，形成可在线访问和课堂展示的演示入口，体现了从会计问题识别、Agent 架构设计、本地开发调试到初步应用发布的完整闭环。实验结果表明，系统能够在样例数据上稳定生成指标表、数据校验表、图表、Agent 调用记录和 Word 分析报告，形成从问题发现、数据处理、指标复核到报告输出的可追溯闭环。</w:t>
       </w:r>
     </w:p>
     <w:p>
@@ -456,6 +500,19 @@
     <w:p>
       <w:r>
         <w:t>因此，Agent 在本项目中并不是替代会计专业判断的黑箱聊天工具，而是把权威教材中的分析框架、指标口径和报告逻辑工程化。大模型负责调度和表达，核心财务分析框架仍来自教材和确定性工具。</w:t>
+      </w:r>
+    </w:p>
+    <w:p>
+      <w:pPr>
+        <w:pStyle w:val="2"/>
+      </w:pPr>
+      <w:r>
+        <w:t>1.7 故事逻辑与解决路径</w:t>
+      </w:r>
+    </w:p>
+    <w:p>
+      <w:r>
+        <w:t>本报告按“发现问题—建立依据—构建系统—验证应用—回应问题”的逻辑展开。第一步，通过投资者互动平台、上市公司年报阅读场景和经管文献发现现实问题：财报使用者面对长篇年报时，存在数据抽取成本高、指标口径不统一、财务风险识别缺少可追溯证据、大模型直接分析容易产生幻觉等痛点。第二步，使用权威财务报表分析教材确定专业分析框架，把传统教材中的偿债、营运、盈利、成长、现金流量质量和杜邦分析转化为 Agent 工作流。第三步，构建财报智析 Agent 和 Streamlit 前端网页，实现年报读取、标准 CSV 生成、指标计算、风险识别、图表展示、报告输出和动态 trace。第四步，通过科大讯飞 2025 年年度报告、样例数据、pytest 测试和公网部署验证可用性。最终，系统以可复核的指标表、风险说明、Agent trace 和 Word 报告回应最初发现的财报理解问题。</w:t>
       </w:r>
     </w:p>
     <w:p>
@@ -942,6 +999,136 @@
         <w:t>真实企业年报格式复杂，自动抽取结果仍需在分析前由用户核对。</w:t>
       </w:r>
     </w:p>
+    <w:p>
+      <w:pPr>
+        <w:pStyle w:val="2"/>
+      </w:pPr>
+      <w:r>
+        <w:t>3.7 新版评分维度对应表</w:t>
+      </w:r>
+    </w:p>
+    <w:tbl>
+      <w:tblPr>
+        <w:tblStyle w:val="af5"/>
+        <w:tblW w:type="auto" w:w="0"/>
+        <w:tblLayout w:type="autofit"/>
+        <w:tblLook w:firstColumn="1" w:firstRow="1" w:lastColumn="0" w:lastRow="0" w:noHBand="0" w:noVBand="1" w:val="04A0"/>
+      </w:tblPr>
+      <w:tblGrid>
+        <w:gridCol w:w="4680"/>
+        <w:gridCol w:w="4680"/>
+      </w:tblGrid>
+      <w:tr>
+        <w:tc>
+          <w:tcPr>
+            <w:tcW w:type="dxa" w:w="4680"/>
+          </w:tcPr>
+          <w:p>
+            <w:r>
+              <w:t>项目</w:t>
+            </w:r>
+          </w:p>
+        </w:tc>
+        <w:tc>
+          <w:tcPr>
+            <w:tcW w:type="dxa" w:w="4680"/>
+          </w:tcPr>
+          <w:p>
+            <w:r>
+              <w:t>内容</w:t>
+            </w:r>
+          </w:p>
+        </w:tc>
+      </w:tr>
+      <w:tr>
+        <w:tc>
+          <w:tcPr>
+            <w:tcW w:type="dxa" w:w="4680"/>
+          </w:tcPr>
+          <w:p>
+            <w:r>
+              <w:t>1. 会计专业价值</w:t>
+            </w:r>
+          </w:p>
+        </w:tc>
+        <w:tc>
+          <w:tcPr>
+            <w:tcW w:type="dxa" w:w="4680"/>
+          </w:tcPr>
+          <w:p>
+            <w:r>
+              <w:t>项目从投资者互动平台、年报可读性和信息处理成本文献中识别财报解读痛点，再以张新民、钱爱民《财务报表分析（第6版·立体化数字教材版）案例分析与学习指导》为专业框架，把偿债、营运、盈利、成长、现金流量质量和杜邦分析流程自动化。该设计直接服务财报分析、投资者理解和审慎风险识别，具有明确会计/财务/审计场景价值。</w:t>
+            </w:r>
+          </w:p>
+        </w:tc>
+      </w:tr>
+      <w:tr>
+        <w:tc>
+          <w:tcPr>
+            <w:tcW w:type="dxa" w:w="4680"/>
+          </w:tcPr>
+          <w:p>
+            <w:r>
+              <w:t>2. 技术创新与性能</w:t>
+            </w:r>
+          </w:p>
+        </w:tc>
+        <w:tc>
+          <w:tcPr>
+            <w:tcW w:type="dxa" w:w="4680"/>
+          </w:tcPr>
+          <w:p>
+            <w:r>
+              <w:t>系统采用“确定性 Python 工具 + smolagents/大模型调度与报告表达”的组合，支持 PDF/Word 年报抽取、标准 CSV 生成、动态 Agent trace、API 配置和 fallback pipeline。真实科大讯飞年报验证扫描 301 页，核心科目覆盖率 100%，降低模型直接生成财务数字的幻觉风险。</w:t>
+            </w:r>
+          </w:p>
+        </w:tc>
+      </w:tr>
+      <w:tr>
+        <w:tc>
+          <w:tcPr>
+            <w:tcW w:type="dxa" w:w="4680"/>
+          </w:tcPr>
+          <w:p>
+            <w:r>
+              <w:t>3. 工程规范与文档</w:t>
+            </w:r>
+          </w:p>
+        </w:tc>
+        <w:tc>
+          <w:tcPr>
+            <w:tcW w:type="dxa" w:w="4680"/>
+          </w:tcPr>
+          <w:p>
+            <w:r>
+              <w:t>项目结构包含 app.py、agents/、tools/、schemas/、config/、knowledge/、tests/、notebooks/ 和 final_submission/。README 提供环境配置、运行步骤和输出说明；Jupyter Notebook 作为主代码说明文档，.py 文件作为工程实现；pytest 覆盖关键模块并保留 Word 渲染预览证据。</w:t>
+            </w:r>
+          </w:p>
+        </w:tc>
+      </w:tr>
+      <w:tr>
+        <w:tc>
+          <w:tcPr>
+            <w:tcW w:type="dxa" w:w="4680"/>
+          </w:tcPr>
+          <w:p>
+            <w:r>
+              <w:t>4. 汇报表现与迭代</w:t>
+            </w:r>
+          </w:p>
+        </w:tc>
+        <w:tc>
+          <w:tcPr>
+            <w:tcW w:type="dxa" w:w="4680"/>
+          </w:tcPr>
+          <w:p>
+            <w:r>
+              <w:t>最终材料已吸收新版课程指南要求，补充官方选题表述、教材框架来源、评分维度对应、在线部署说明和海报生成 prompt。项目已发布 GitHub 并部署到 Streamlit Cloud，可用于课堂实时演示、交互测试和展示 Agent 调用过程。</w:t>
+            </w:r>
+          </w:p>
+        </w:tc>
+      </w:tr>
+    </w:tbl>
     <w:p>
       <w:pPr>
         <w:pStyle w:val="1"/>
